--- a/expediente_generado/06-Acta_Identificacion_Generada.docx
+++ b/expediente_generado/06-Acta_Identificacion_Generada.docx
@@ -19,7 +19,7 @@
           <w:sz w:val="24"/>
           <w:lang w:val="es-SV"/>
         </w:rPr>
-        <w:t xml:space="preserve">PNC.SO.112.3.4/n1-002-2026</w:t>
+        <w:t xml:space="preserve">PNC.SO.112.3.4/n1-001-2026</w:t>
       </w:r>
     </w:p>
     <w:p>
@@ -210,7 +210,7 @@
           <w:sz w:val="24"/>
           <w:lang w:val="es-SV"/>
         </w:rPr>
-        <w:t xml:space="preserve">el señor JUAN ANTONIO RIVERA, el cual manifestó no tener y llamarse como menciono previamente, quien no pertenece a pandillas y es de cuarenta y cuatro años de edad, estado familiar Soltero, de profesión u oficio Jornalero, originario de Acajutla, lugar y fecha de nacimiento 10/05/1979, residente en Comunidad los Almendros, Cantón Punta Remedios, municipio de Acajutla. Siendo hijo de padres ignorados de nacionalidad Salvadoreña por el (los) delito(s) de LESIONES (Art. ciento cuarenta y dos C.P.).</w:t>
+        <w:t xml:space="preserve">el señor JUAN ANTONIO RIVERA, cero seis uno cuatro ocho cinco uno cero guion ocho, quien no pertenece a pandillas y es de cuarenta y cuatro años de edad, estado familiar Soltero, de profesión u oficio Jornalero, originario de Acajutla, lugar y fecha de nacimiento 10/05/1979, residente en Comunidad los Almendros, Cantón Punta Remedios, municipio de Acajutla. Siendo hijo de padres ignorados de nacionalidad Salvadoreña por el (los) delito(s) de LESIONES (Art. ciento cuarenta y dos C.P.).</w:t>
       </w:r>
       <w:r>
         <w:rPr>

--- a/expediente_generado/06-Acta_Identificacion_Generada.docx
+++ b/expediente_generado/06-Acta_Identificacion_Generada.docx
@@ -174,7 +174,7 @@
           <w:sz w:val="24"/>
           <w:lang w:val="es-SV"/>
         </w:rPr>
-        <w:t xml:space="preserve">Presente en este lugar el suscrito agente RIGOBERTO ANTONIO FIGUEROA ORELLANA</w:t>
+        <w:t xml:space="preserve">Presente en este lugar el suscrito agente ROBERTO TOBIAS PEREZ CONCE</w:t>
       </w:r>
       <w:r>
         <w:rPr>
@@ -192,7 +192,7 @@
           <w:sz w:val="24"/>
           <w:lang w:val="es-SV"/>
         </w:rPr>
-        <w:t xml:space="preserve">Quien en este acto procede a identificar y leer sus derechos al imputado:</w:t>
+        <w:t xml:space="preserve">Quien en este acto procede a identificar y leer sus derechos a los imputados:</w:t>
       </w:r>
       <w:r>
         <w:rPr>
@@ -210,7 +210,9 @@
           <w:sz w:val="24"/>
           <w:lang w:val="es-SV"/>
         </w:rPr>
-        <w:t xml:space="preserve">el señor JUAN ANTONIO RIVERA, el cual manifestó no tener y llamarse como menciono previamente, quien no pertenece a pandillas y es de cuarenta y cuatro años de edad, estado familiar Soltero, de profesión u oficio Jornalero, originario de Acajutla, lugar y fecha de nacimiento 10/05/1979, residente en Comunidad los Almendros, Cantón Punta Remedios, municipio de Acajutla. Siendo hijo de Marcos Antonio Solis de nacionalidad Salvadoreña por el (los) delito(s) de LESIONES (Art. ciento cuarenta y dos C.P.).</w:t>
+        <w:t xml:space="preserve">1) el señor JUAN ANTONIO RIVERA y quien es conocido por Tacuazin, cero seis ocho cinco uno cuatro ocho nueve guion ocho, quien no pertenece a pandillas y es de cuarenta y cuatro años de edad, estado familiar Soltero, de profesión u oficio Jornalero, originario de Acajutla, lugar y fecha de nacimiento 10/05/1979, residente en Comunidad los Almendros. Siendo hijo de Marcos Antonio de nacionalidad Salvadoreña por el (los) delito(s) de LESIONES (Art. ciento cuarenta y dos C.P.).</w:t>
+        <w:br/>
+        <w:t xml:space="preserve">2) la señora Claudia Marlene Maravilla y quien es conocida por Hierva de Gato, cero seis uno cuatro ocho cinco uno cero guion ocho, quien no pertenece a pandillas y es de cincuenta y seis años de edad, estado familiar Acompañado, de profesión u oficio Jornalero, originaria de Acajutla, lugar y fecha de nacimiento 11/10/2000, residente en Comunidad los Almendros. Siendo hija de Wilmer guzman de nacionalidad Salvadoreño por el (los) delito(s) de DAÑOS (Art. ciento treinta y dos C.P.).</w:t>
       </w:r>
       <w:r>
         <w:rPr>
@@ -228,7 +230,7 @@
           <w:sz w:val="24"/>
           <w:lang w:val="es-SV"/>
         </w:rPr>
-        <w:t xml:space="preserve">A quien de conformidad a los Artículos 13 Cn, 19,10,82, 241 numeral 9, C. </w:t>
+        <w:t xml:space="preserve">A quienes de conformidad a los Artículos 13 Cn, 19,10,82, 241 numeral 9, C. </w:t>
       </w:r>
       <w:proofErr w:type="spellStart"/>
       <w:r>
@@ -258,7 +260,7 @@
           <w:sz w:val="24"/>
           <w:lang w:val="es-SV"/>
         </w:rPr>
-        <w:t xml:space="preserve">le informa de sus derechos en forma comprensible y clara, </w:t>
+        <w:t xml:space="preserve">les informa de sus derechos en forma comprensible y clara, </w:t>
       </w:r>
       <w:proofErr w:type="gramStart"/>
       <w:r>
@@ -268,7 +270,7 @@
           <w:sz w:val="24"/>
           <w:lang w:val="es-SV"/>
         </w:rPr>
-        <w:t xml:space="preserve">leyéndosele los artículos antes citados, </w:t>
+        <w:t xml:space="preserve">leyéndoseles los artículos antes citados, </w:t>
       </w:r>
       <w:proofErr w:type="gramStart"/>
       <w:r>
@@ -278,7 +280,7 @@
           <w:sz w:val="24"/>
           <w:lang w:val="es-SV"/>
         </w:rPr>
-        <w:t xml:space="preserve">explicándole que </w:t>
+        <w:t xml:space="preserve">explicándoles que </w:t>
       </w:r>
       <w:proofErr w:type="gramStart"/>
       <w:r>
@@ -288,7 +290,7 @@
           <w:sz w:val="24"/>
           <w:lang w:val="es-SV"/>
         </w:rPr>
-        <w:t xml:space="preserve">queda </w:t>
+        <w:t xml:space="preserve">quedan </w:t>
       </w:r>
       <w:proofErr w:type="spellStart"/>
       <w:proofErr w:type="gramStart"/>
@@ -309,7 +311,7 @@
           <w:sz w:val="24"/>
           <w:lang w:val="es-SV"/>
         </w:rPr>
-        <w:t xml:space="preserve">o por orden de la </w:t>
+        <w:t xml:space="preserve">os por orden de la </w:t>
       </w:r>
       <w:proofErr w:type="gramStart"/>
       <w:r>
@@ -359,7 +361,7 @@
           <w:sz w:val="24"/>
           <w:lang w:val="es-SV"/>
         </w:rPr>
-        <w:t xml:space="preserve">por atribuírsele el delito de LESIONES previsto en el artículo ciento cuarenta y dos Pn. en perjuicio de </w:t>
+        <w:t xml:space="preserve">por atribuírseles los delitos de LESIONES y DAÑOS previstos en los artículos ciento cuarenta y dos y ciento treinta y dos Pn. en perjuicio de </w:t>
       </w:r>
       <w:proofErr w:type="gramStart"/>
       <w:r>
@@ -369,7 +371,7 @@
           <w:sz w:val="24"/>
           <w:lang w:val="es-SV"/>
         </w:rPr>
-        <w:t xml:space="preserve">la señora YOLANDA SANTAMARIA MARROQUÍN de cincuenta y dos años de edad, residente en Comunidad los Almendros, Cantón Punta Remedios, municipio de Acajutla, identificada con documento único de identidad número .</w:t>
+        <w:t xml:space="preserve">el señor La Salud Publica de  años de edad, residente en , identificado con documento único de identidad número .</w:t>
       </w:r>
       <w:r>
         <w:rPr>
@@ -397,7 +399,7 @@
           <w:sz w:val="24"/>
           <w:lang w:val="es-SV"/>
         </w:rPr>
-        <w:t xml:space="preserve">puede informar de su detención a una persona que </w:t>
+        <w:t xml:space="preserve">pueden informar de su detención a una persona que </w:t>
       </w:r>
       <w:proofErr w:type="gramStart"/>
       <w:r>
@@ -407,7 +409,7 @@
           <w:sz w:val="24"/>
           <w:lang w:val="es-SV"/>
         </w:rPr>
-        <w:t xml:space="preserve">elija,</w:t>
+        <w:t xml:space="preserve">elijan,</w:t>
       </w:r>
       <w:r>
         <w:rPr>
@@ -426,7 +428,9 @@
           <w:sz w:val="24"/>
           <w:lang w:val="es-SV"/>
         </w:rPr>
-        <w:t xml:space="preserve">el señor JUAN ANTONIO RIVERA manifestó que se le diera aviso a su hermana Enma Rivera.</w:t>
+        <w:t xml:space="preserve">1) el señor JUAN ANTONIO RIVERA manifestó que se le diera aviso a su hermana Enma Rivera.</w:t>
+        <w:br/>
+        <w:t xml:space="preserve">2) la señora Claudia Marlene Maravilla manifestó que se le diera aviso a su hermano Maicol.</w:t>
       </w:r>
       <w:r>
         <w:rPr>
@@ -445,7 +449,7 @@
           <w:sz w:val="24"/>
           <w:lang w:val="es-SV"/>
         </w:rPr>
-        <w:t xml:space="preserve">Quien </w:t>
+        <w:t xml:space="preserve">Quienes </w:t>
       </w:r>
       <w:proofErr w:type="gramStart"/>
       <w:r>
@@ -455,7 +459,7 @@
           <w:sz w:val="24"/>
           <w:lang w:val="es-SV"/>
         </w:rPr>
-        <w:t xml:space="preserve">tiene derecho a ser </w:t>
+        <w:t xml:space="preserve">tienen derecho a ser </w:t>
       </w:r>
       <w:proofErr w:type="gramStart"/>
       <w:r>
@@ -465,7 +469,7 @@
           <w:sz w:val="24"/>
           <w:lang w:val="es-SV"/>
         </w:rPr>
-        <w:t xml:space="preserve">asistido legalmente por un defensor de conformidad al artículo 107 y siguiente del código Pr. </w:t>
+        <w:t xml:space="preserve">asistidos legalmente por un defensor de conformidad al artículo 107 y siguiente del código Pr. </w:t>
       </w:r>
       <w:proofErr w:type="spellStart"/>
       <w:r>
@@ -485,7 +489,7 @@
           <w:sz w:val="24"/>
           <w:lang w:val="es-SV"/>
         </w:rPr>
-        <w:t xml:space="preserve">. Que será llevado dentro del plazo legal ante la autoridad judicial competente, que tiene derecho a abstenerse a declarar, a que no se empleen contra su dignidad a no ser </w:t>
+        <w:t xml:space="preserve">. Que serán llevados dentro del plazo legal ante la autoridad judicial competente, que tienen derecho a abstenerse a declarar, a que no se empleen contra su dignidad a no ser </w:t>
       </w:r>
       <w:proofErr w:type="spellStart"/>
       <w:r>
@@ -505,7 +509,7 @@
           <w:sz w:val="24"/>
           <w:lang w:val="es-SV"/>
         </w:rPr>
-        <w:t xml:space="preserve">o a técnicas o medios que induzcan o alteren su libre voluntad, que no se empleen medios que impidan el movimiento indispensable de su persona en el lugar y durante la realización de un acto procesal determinado, todo a presencia del Licenciado</w:t>
+        <w:t xml:space="preserve">os a técnicas o medios que induzcan o alteren su libre voluntad, que no se empleen medios que impidan el movimiento indispensable de su persona en el lugar y durante la realización de un acto procesal determinado, todo a presencia del Licenciado</w:t>
       </w:r>
       <w:r>
         <w:rPr>
@@ -654,7 +658,7 @@
           <w:sz w:val="24"/>
           <w:lang w:val="es-SV"/>
         </w:rPr>
-        <w:t xml:space="preserve">quien en este acto se </w:t>
+        <w:t xml:space="preserve">quienes en este acto se </w:t>
       </w:r>
       <w:proofErr w:type="gramStart"/>
       <w:r>
@@ -664,7 +668,7 @@
           <w:sz w:val="24"/>
           <w:lang w:val="es-SV"/>
         </w:rPr>
-        <w:t xml:space="preserve">le </w:t>
+        <w:t xml:space="preserve">les </w:t>
       </w:r>
       <w:proofErr w:type="gramStart"/>
       <w:r>
@@ -694,7 +698,7 @@
           <w:sz w:val="24"/>
           <w:lang w:val="es-SV"/>
         </w:rPr>
-        <w:t xml:space="preserve">el imputado quedar </w:t>
+        <w:t xml:space="preserve">los imputados quedar </w:t>
       </w:r>
       <w:proofErr w:type="spellStart"/>
       <w:proofErr w:type="gramStart"/>
@@ -715,7 +719,7 @@
           <w:sz w:val="24"/>
           <w:lang w:val="es-SV"/>
         </w:rPr>
-        <w:t xml:space="preserve">o de sus derechos y en su voluntad de ABSTENERSE A DECLARAR, en esta Unidad Policial. Por ser su derecho y leída que fue al compareciente el contenido de la presente acta la ratificamos y para constancia firmamos.</w:t>
+        <w:t xml:space="preserve">os de sus derechos y en su voluntad de ABSTENERSE A DECLARAR, en esta Unidad Policial. Por ser su derecho y leída que fue al compareciente el contenido de la presente acta la ratificamos y para constancia firmamos.</w:t>
       </w:r>
     </w:p>
     <w:p>
@@ -821,6 +825,87 @@
           <w:lang w:val="es-SV"/>
         </w:rPr>
         <w:t xml:space="preserve">IMPUTADO)</w:t>
+      </w:r>
+    </w:p>
+    <w:p>
+      <w:pPr>
+        <w:jc w:val="both"/>
+        <w:rPr>
+          <w:rFonts w:ascii="Arial" w:hAnsi="Arial"/>
+          <w:b/>
+          <w:sz w:val="24"/>
+        </w:rPr>
+      </w:pPr>
+      <w:r>
+        <w:rPr>
+          <w:rFonts w:ascii="Arial" w:hAnsi="Arial"/>
+          <w:b/>
+          <w:sz w:val="24"/>
+        </w:rPr>
+        <w:t xml:space="preserve"/>
+      </w:r>
+    </w:p>
+    <w:p>
+      <w:pPr>
+        <w:jc w:val="both"/>
+        <w:rPr>
+          <w:rFonts w:ascii="Arial" w:hAnsi="Arial"/>
+          <w:b/>
+          <w:sz w:val="24"/>
+          <w:lang w:val="es-SV"/>
+        </w:rPr>
+      </w:pPr>
+    </w:p>
+    <w:p>
+      <w:pPr>
+        <w:jc w:val="both"/>
+        <w:rPr>
+          <w:rFonts w:ascii="Arial" w:hAnsi="Arial"/>
+          <w:b/>
+          <w:sz w:val="24"/>
+          <w:lang w:val="es-SV"/>
+        </w:rPr>
+      </w:pPr>
+      <w:r>
+        <w:rPr>
+          <w:rFonts w:ascii="Arial" w:hAnsi="Arial"/>
+          <w:b/>
+          <w:sz w:val="24"/>
+          <w:lang w:val="es-SV"/>
+        </w:rPr>
+        <w:lastRenderedPageBreak/>
+        <w:t>F______________________</w:t>
+      </w:r>
+    </w:p>
+    <w:p>
+      <w:pPr>
+        <w:jc w:val="both"/>
+        <w:rPr>
+          <w:rFonts w:ascii="Arial" w:hAnsi="Arial"/>
+          <w:b/>
+          <w:sz w:val="24"/>
+          <w:lang w:val="es-SV"/>
+        </w:rPr>
+      </w:pPr>
+      <w:proofErr w:type="gramStart"/>
+      <w:r>
+        <w:rPr>
+          <w:rFonts w:ascii="Arial" w:hAnsi="Arial"/>
+          <w:b/>
+          <w:sz w:val="24"/>
+          <w:lang w:val="es-SV"/>
+        </w:rPr>
+        <w:t xml:space="preserve">Claudia Marlene Maravilla (</w:t>
+      </w:r>
+      <w:proofErr w:type="gramStart"/>
+      <w:r>
+        <w:rPr>
+          <w:rFonts w:ascii="Arial" w:hAnsi="Arial"/>
+          <w:b/>
+          <w:sz w:val="24"/>
+          <w:lang w:val="es-SV"/>
+        </w:rPr>
+        <w:t xml:space="preserve">IMPUTADA)</w:t>
       </w:r>
     </w:p>
     <w:p>
